--- a/0-all/1-2025-2026/2-second-semester/2-G-2/3-week-3/4-worksheet/Computer Worksheet G2 W3.docx
+++ b/0-all/1-2025-2026/2-second-semester/2-G-2/3-week-3/4-worksheet/Computer Worksheet G2 W3.docx
@@ -467,8 +467,212 @@
           <w:bCs/>
           <w:sz w:val="36"/>
           <w:szCs w:val="36"/>
+          <w:u w:val="single"/>
         </w:rPr>
       </w:pPr>
+      <w:r>
+        <w:rPr>
+          <w:rFonts w:ascii="Lucida Bright" w:hAnsi="Lucida Bright"/>
+          <w:b/>
+          <w:bCs/>
+          <w:sz w:val="36"/>
+          <w:szCs w:val="36"/>
+          <w:u w:val="single"/>
+        </w:rPr>
+        <w:t xml:space="preserve">Question A: State whether </w:t>
+      </w:r>
+      <w:proofErr w:type="gramStart"/>
+      <w:r>
+        <w:rPr>
+          <w:rFonts w:ascii="Lucida Bright" w:hAnsi="Lucida Bright"/>
+          <w:b/>
+          <w:bCs/>
+          <w:sz w:val="36"/>
+          <w:szCs w:val="36"/>
+          <w:u w:val="single"/>
+        </w:rPr>
+        <w:t xml:space="preserve">( </w:t>
+      </w:r>
+      <w:r>
+        <w:rPr>
+          <w:rFonts w:ascii="Lucida Bright" w:hAnsi="Lucida Bright"/>
+          <w:b/>
+          <w:bCs/>
+          <w:sz w:val="36"/>
+          <w:szCs w:val="36"/>
+          <w:u w:val="single"/>
+        </w:rPr>
+        <w:t>True</w:t>
+      </w:r>
+      <w:proofErr w:type="gramEnd"/>
+      <w:r>
+        <w:rPr>
+          <w:rFonts w:ascii="Lucida Bright" w:hAnsi="Lucida Bright"/>
+          <w:b/>
+          <w:bCs/>
+          <w:sz w:val="36"/>
+          <w:szCs w:val="36"/>
+          <w:u w:val="single"/>
+        </w:rPr>
+        <w:t xml:space="preserve"> )</w:t>
+      </w:r>
+      <w:r>
+        <w:rPr>
+          <w:rFonts w:ascii="Lucida Bright" w:hAnsi="Lucida Bright"/>
+          <w:b/>
+          <w:bCs/>
+          <w:sz w:val="36"/>
+          <w:szCs w:val="36"/>
+          <w:u w:val="single"/>
+        </w:rPr>
+        <w:t xml:space="preserve"> or </w:t>
+      </w:r>
+      <w:proofErr w:type="gramStart"/>
+      <w:r>
+        <w:rPr>
+          <w:rFonts w:ascii="Lucida Bright" w:hAnsi="Lucida Bright"/>
+          <w:b/>
+          <w:bCs/>
+          <w:sz w:val="36"/>
+          <w:szCs w:val="36"/>
+          <w:u w:val="single"/>
+        </w:rPr>
+        <w:t xml:space="preserve">( </w:t>
+      </w:r>
+      <w:r>
+        <w:rPr>
+          <w:rFonts w:ascii="Lucida Bright" w:hAnsi="Lucida Bright"/>
+          <w:b/>
+          <w:bCs/>
+          <w:sz w:val="36"/>
+          <w:szCs w:val="36"/>
+          <w:u w:val="single"/>
+        </w:rPr>
+        <w:t>False</w:t>
+      </w:r>
+      <w:proofErr w:type="gramEnd"/>
+      <w:r>
+        <w:rPr>
+          <w:rFonts w:ascii="Lucida Bright" w:hAnsi="Lucida Bright"/>
+          <w:b/>
+          <w:bCs/>
+          <w:sz w:val="36"/>
+          <w:szCs w:val="36"/>
+          <w:u w:val="single"/>
+        </w:rPr>
+        <w:t xml:space="preserve"> )</w:t>
+      </w:r>
+    </w:p>
+    <w:p>
+      <w:pPr>
+        <w:bidi w:val="0"/>
+        <w:rPr>
+          <w:rFonts w:ascii="Lucida Bright" w:hAnsi="Lucida Bright"/>
+          <w:b/>
+          <w:bCs/>
+          <w:sz w:val="36"/>
+          <w:szCs w:val="36"/>
+          <w:rtl/>
+        </w:rPr>
+      </w:pPr>
+    </w:p>
+    <w:p>
+      <w:pPr>
+        <w:pStyle w:val="ListParagraph"/>
+        <w:numPr>
+          <w:ilvl w:val="0"/>
+          <w:numId w:val="1"/>
+        </w:numPr>
+        <w:bidi w:val="0"/>
+        <w:rPr>
+          <w:rFonts w:ascii="Lucida Bright" w:hAnsi="Lucida Bright"/>
+          <w:b/>
+          <w:bCs/>
+          <w:sz w:val="36"/>
+          <w:szCs w:val="36"/>
+        </w:rPr>
+      </w:pPr>
+      <w:r>
+        <w:rPr>
+          <w:rFonts w:ascii="Lucida Bright" w:hAnsi="Lucida Bright"/>
+          <w:b/>
+          <w:bCs/>
+          <w:sz w:val="36"/>
+          <w:szCs w:val="36"/>
+        </w:rPr>
+        <w:t>To capture an image is an art called photography.</w:t>
+      </w:r>
+    </w:p>
+    <w:p>
+      <w:pPr>
+        <w:pStyle w:val="ListParagraph"/>
+        <w:bidi w:val="0"/>
+        <w:rPr>
+          <w:rFonts w:ascii="Lucida Bright" w:hAnsi="Lucida Bright"/>
+          <w:b/>
+          <w:bCs/>
+          <w:sz w:val="36"/>
+          <w:szCs w:val="36"/>
+        </w:rPr>
+      </w:pPr>
+    </w:p>
+    <w:p>
+      <w:pPr>
+        <w:pStyle w:val="ListParagraph"/>
+        <w:numPr>
+          <w:ilvl w:val="1"/>
+          <w:numId w:val="1"/>
+        </w:numPr>
+        <w:bidi w:val="0"/>
+        <w:rPr>
+          <w:rFonts w:ascii="Lucida Bright" w:hAnsi="Lucida Bright"/>
+          <w:b/>
+          <w:bCs/>
+          <w:sz w:val="36"/>
+          <w:szCs w:val="36"/>
+        </w:rPr>
+      </w:pPr>
+      <w:r>
+        <w:rPr>
+          <w:rFonts w:ascii="Lucida Bright" w:hAnsi="Lucida Bright"/>
+          <w:b/>
+          <w:bCs/>
+          <w:sz w:val="36"/>
+          <w:szCs w:val="36"/>
+        </w:rPr>
+        <w:t xml:space="preserve">True </w:t>
+      </w:r>
+      <w:r>
+        <w:rPr>
+          <w:rFonts w:ascii="Lucida Bright" w:hAnsi="Lucida Bright"/>
+          <w:b/>
+          <w:bCs/>
+          <w:sz w:val="36"/>
+          <w:szCs w:val="36"/>
+        </w:rPr>
+        <w:tab/>
+      </w:r>
+      <w:r>
+        <w:rPr>
+          <w:rFonts w:ascii="Lucida Bright" w:hAnsi="Lucida Bright"/>
+          <w:b/>
+          <w:bCs/>
+          <w:sz w:val="36"/>
+          <w:szCs w:val="36"/>
+        </w:rPr>
+        <w:tab/>
+      </w:r>
+      <w:r>
+        <w:rPr>
+          <w:rFonts w:ascii="Lucida Bright" w:hAnsi="Lucida Bright"/>
+          <w:b/>
+          <w:bCs/>
+          <w:sz w:val="36"/>
+          <w:szCs w:val="36"/>
+        </w:rPr>
+        <w:tab/>
+        <w:t>b. False</w:t>
+      </w:r>
     </w:p>
     <w:p>
       <w:pPr>
@@ -514,7 +718,7 @@
                     <pic:cNvPicPr/>
                   </pic:nvPicPr>
                   <pic:blipFill>
-                    <a:blip r:embed="rId7">
+                    <a:blip r:embed="rId8">
                       <a:extLst>
                         <a:ext uri="{28A0092B-C50C-407E-A947-70E740481C1C}">
                           <a14:useLocalDpi xmlns:a14="http://schemas.microsoft.com/office/drawing/2010/main" val="0"/>
@@ -560,13 +764,13 @@
         <mc:AlternateContent>
           <mc:Choice Requires="wps">
             <w:drawing>
-              <wp:anchor distT="45720" distB="45720" distL="114300" distR="114300" simplePos="0" relativeHeight="251659264" behindDoc="0" locked="0" layoutInCell="1" allowOverlap="1" wp14:anchorId="119AA866" wp14:editId="3CE9E2BC">
+              <wp:anchor distT="45720" distB="45720" distL="114300" distR="114300" simplePos="0" relativeHeight="251659264" behindDoc="0" locked="0" layoutInCell="1" allowOverlap="1" wp14:anchorId="119AA866" wp14:editId="526C9D81">
                 <wp:simplePos x="0" y="0"/>
                 <wp:positionH relativeFrom="column">
-                  <wp:posOffset>2295525</wp:posOffset>
+                  <wp:posOffset>2260889</wp:posOffset>
                 </wp:positionH>
                 <wp:positionV relativeFrom="paragraph">
-                  <wp:posOffset>1680954</wp:posOffset>
+                  <wp:posOffset>624032</wp:posOffset>
                 </wp:positionV>
                 <wp:extent cx="2360930" cy="1404620"/>
                 <wp:effectExtent l="0" t="0" r="19050" b="27940"/>
@@ -647,7 +851,7 @@
                 <v:stroke joinstyle="miter"/>
                 <v:path gradientshapeok="t" o:connecttype="rect"/>
               </v:shapetype>
-              <v:shape id="Text Box 2" o:spid="_x0000_s1026" type="#_x0000_t202" style="position:absolute;margin-left:180.75pt;margin-top:132.35pt;width:185.9pt;height:110.6pt;z-index:251659264;visibility:visible;mso-wrap-style:square;mso-width-percent:400;mso-height-percent:200;mso-wrap-distance-left:9pt;mso-wrap-distance-top:3.6pt;mso-wrap-distance-right:9pt;mso-wrap-distance-bottom:3.6pt;mso-position-horizontal:absolute;mso-position-horizontal-relative:text;mso-position-vertical:absolute;mso-position-vertical-relative:text;mso-width-percent:400;mso-height-percent:200;mso-width-relative:margin;mso-height-relative:margin;v-text-anchor:top" o:gfxdata="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" filled="f">
+              <v:shape id="Text Box 2" o:spid="_x0000_s1026" type="#_x0000_t202" style="position:absolute;margin-left:178pt;margin-top:49.15pt;width:185.9pt;height:110.6pt;z-index:251659264;visibility:visible;mso-wrap-style:square;mso-width-percent:400;mso-height-percent:200;mso-wrap-distance-left:9pt;mso-wrap-distance-top:3.6pt;mso-wrap-distance-right:9pt;mso-wrap-distance-bottom:3.6pt;mso-position-horizontal:absolute;mso-position-horizontal-relative:text;mso-position-vertical:absolute;mso-position-vertical-relative:text;mso-width-percent:400;mso-height-percent:200;mso-width-relative:margin;mso-height-relative:margin;v-text-anchor:top" o:gfxdata="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" filled="f">
                 <v:textbox style="mso-fit-shape-to-text:t">
                   <w:txbxContent>
                     <w:p>
@@ -683,7 +887,7 @@
       </w:r>
     </w:p>
     <w:sectPr>
-      <w:headerReference w:type="default" r:id="rId8"/>
+      <w:headerReference w:type="default" r:id="rId9"/>
       <w:pgSz w:w="12240" w:h="15840"/>
       <w:pgMar w:top="720" w:right="720" w:bottom="720" w:left="720" w:header="720" w:footer="720" w:gutter="0"/>
       <w:pgBorders w:offsetFrom="page">
@@ -792,6 +996,103 @@
     </w:r>
   </w:p>
 </w:hdr>
+</file>
+
+<file path=word/numbering.xml><?xml version="1.0" encoding="utf-8"?>
+<w:numbering xmlns:wpc="http://schemas.microsoft.com/office/word/2010/wordprocessingCanvas" xmlns:cx="http://schemas.microsoft.com/office/drawing/2014/chartex" xmlns:cx1="http://schemas.microsoft.com/office/drawing/2015/9/8/chartex" xmlns:cx2="http://schemas.microsoft.com/office/drawing/2015/10/21/chartex" xmlns:cx3="http://schemas.microsoft.com/office/drawing/2016/5/9/chartex" xmlns:cx4="http://schemas.microsoft.com/office/drawing/2016/5/10/chartex" xmlns:cx5="http://schemas.microsoft.com/office/drawing/2016/5/11/chartex" xmlns:cx6="http://schemas.microsoft.com/office/drawing/2016/5/12/chartex" xmlns:cx7="http://schemas.microsoft.com/office/drawing/2016/5/13/chartex" xmlns:cx8="http://schemas.microsoft.com/office/drawing/2016/5/14/chartex" xmlns:mc="http://schemas.openxmlformats.org/markup-compatibility/2006" xmlns:aink="http://schemas.microsoft.com/office/drawing/2016/ink" xmlns:am3d="http://schemas.microsoft.com/office/drawing/2017/model3d" xmlns:o="urn:schemas-microsoft-com:office:office" xmlns:oel="http://schemas.microsoft.com/office/2019/extlst" xmlns:r="http://schemas.openxmlformats.org/officeDocument/2006/relationships" xmlns:m="http://schemas.openxmlformats.org/officeDocument/2006/math" xmlns:v="urn:schemas-microsoft-com:vml" xmlns:wp14="http://schemas.microsoft.com/office/word/2010/wordprocessingDrawing" xmlns:wp="http://schemas.openxmlformats.org/drawingml/2006/wordprocessingDrawing" xmlns:w10="urn:schemas-microsoft-com:office:word" xmlns:w="http://schemas.openxmlformats.org/wordprocessingml/2006/main" xmlns:w14="http://schemas.microsoft.com/office/word/2010/wordml" xmlns:w15="http://schemas.microsoft.com/office/word/2012/wordml" xmlns:w16cex="http://schemas.microsoft.com/office/word/2018/wordml/cex" xmlns:w16cid="http://schemas.microsoft.com/office/word/2016/wordml/cid" xmlns:w16="http://schemas.microsoft.com/office/word/2018/wordml" xmlns:w16du="http://schemas.microsoft.com/office/word/2023/wordml/word16du" xmlns:w16sdtdh="http://schemas.microsoft.com/office/word/2020/wordml/sdtdatahash" xmlns:w16sdtfl="http://schemas.microsoft.com/office/word/2024/wordml/sdtformatlock" xmlns:w16se="http://schemas.microsoft.com/office/word/2015/wordml/symex" xmlns:wpg="http://schemas.microsoft.com/office/word/2010/wordprocessingGroup" xmlns:wpi="http://schemas.microsoft.com/office/word/2010/wordprocessingInk" xmlns:wne="http://schemas.microsoft.com/office/word/2006/wordml" xmlns:wps="http://schemas.microsoft.com/office/word/2010/wordprocessingShape" mc:Ignorable="w14 w15 w16se w16cid w16 w16cex w16sdtdh w16sdtfl w16du wp14">
+  <w:abstractNum w:abstractNumId="0" w15:restartNumberingAfterBreak="0">
+    <w:nsid w:val="31927B7B"/>
+    <w:multiLevelType w:val="hybridMultilevel"/>
+    <w:tmpl w:val="03203ED4"/>
+    <w:lvl w:ilvl="0" w:tplc="AF364958">
+      <w:start w:val="1"/>
+      <w:numFmt w:val="decimal"/>
+      <w:lvlText w:val="%1)"/>
+      <w:lvlJc w:val="right"/>
+      <w:pPr>
+        <w:ind w:left="720" w:hanging="360"/>
+      </w:pPr>
+      <w:rPr>
+        <w:rFonts w:hint="default"/>
+      </w:rPr>
+    </w:lvl>
+    <w:lvl w:ilvl="1" w:tplc="04090019">
+      <w:start w:val="1"/>
+      <w:numFmt w:val="lowerLetter"/>
+      <w:lvlText w:val="%2."/>
+      <w:lvlJc w:val="left"/>
+      <w:pPr>
+        <w:ind w:left="1440" w:hanging="360"/>
+      </w:pPr>
+    </w:lvl>
+    <w:lvl w:ilvl="2" w:tplc="0409001B" w:tentative="1">
+      <w:start w:val="1"/>
+      <w:numFmt w:val="lowerRoman"/>
+      <w:lvlText w:val="%3."/>
+      <w:lvlJc w:val="right"/>
+      <w:pPr>
+        <w:ind w:left="2160" w:hanging="180"/>
+      </w:pPr>
+    </w:lvl>
+    <w:lvl w:ilvl="3" w:tplc="0409000F" w:tentative="1">
+      <w:start w:val="1"/>
+      <w:numFmt w:val="decimal"/>
+      <w:lvlText w:val="%4."/>
+      <w:lvlJc w:val="left"/>
+      <w:pPr>
+        <w:ind w:left="2880" w:hanging="360"/>
+      </w:pPr>
+    </w:lvl>
+    <w:lvl w:ilvl="4" w:tplc="04090019" w:tentative="1">
+      <w:start w:val="1"/>
+      <w:numFmt w:val="lowerLetter"/>
+      <w:lvlText w:val="%5."/>
+      <w:lvlJc w:val="left"/>
+      <w:pPr>
+        <w:ind w:left="3600" w:hanging="360"/>
+      </w:pPr>
+    </w:lvl>
+    <w:lvl w:ilvl="5" w:tplc="0409001B" w:tentative="1">
+      <w:start w:val="1"/>
+      <w:numFmt w:val="lowerRoman"/>
+      <w:lvlText w:val="%6."/>
+      <w:lvlJc w:val="right"/>
+      <w:pPr>
+        <w:ind w:left="4320" w:hanging="180"/>
+      </w:pPr>
+    </w:lvl>
+    <w:lvl w:ilvl="6" w:tplc="0409000F" w:tentative="1">
+      <w:start w:val="1"/>
+      <w:numFmt w:val="decimal"/>
+      <w:lvlText w:val="%7."/>
+      <w:lvlJc w:val="left"/>
+      <w:pPr>
+        <w:ind w:left="5040" w:hanging="360"/>
+      </w:pPr>
+    </w:lvl>
+    <w:lvl w:ilvl="7" w:tplc="04090019" w:tentative="1">
+      <w:start w:val="1"/>
+      <w:numFmt w:val="lowerLetter"/>
+      <w:lvlText w:val="%8."/>
+      <w:lvlJc w:val="left"/>
+      <w:pPr>
+        <w:ind w:left="5760" w:hanging="360"/>
+      </w:pPr>
+    </w:lvl>
+    <w:lvl w:ilvl="8" w:tplc="0409001B" w:tentative="1">
+      <w:start w:val="1"/>
+      <w:numFmt w:val="lowerRoman"/>
+      <w:lvlText w:val="%9."/>
+      <w:lvlJc w:val="right"/>
+      <w:pPr>
+        <w:ind w:left="6480" w:hanging="180"/>
+      </w:pPr>
+    </w:lvl>
+  </w:abstractNum>
+  <w:num w:numId="1" w16cid:durableId="1112625458">
+    <w:abstractNumId w:val="0"/>
+  </w:num>
+</w:numbering>
 </file>
 
 <file path=word/styles.xml><?xml version="1.0" encoding="utf-8"?>
@@ -1206,7 +1507,6 @@
   <w:style w:type="character" w:default="1" w:styleId="DefaultParagraphFont">
     <w:name w:val="Default Paragraph Font"/>
     <w:uiPriority w:val="1"/>
-    <w:semiHidden/>
     <w:unhideWhenUsed/>
   </w:style>
   <w:style w:type="table" w:default="1" w:styleId="TableNormal">
@@ -1335,6 +1635,17 @@
         <w:insideV w:val="single" w:sz="4" w:space="0" w:color="auto"/>
       </w:tblBorders>
     </w:tblPr>
+  </w:style>
+  <w:style w:type="paragraph" w:styleId="ListParagraph">
+    <w:name w:val="List Paragraph"/>
+    <w:basedOn w:val="Normal"/>
+    <w:uiPriority w:val="34"/>
+    <w:qFormat/>
+    <w:rsid w:val="00BB0C79"/>
+    <w:pPr>
+      <w:ind w:left="720"/>
+      <w:contextualSpacing/>
+    </w:pPr>
   </w:style>
 </w:styles>
 </file>
